--- a/Practical-1(Studenthub)/SiteMap.docx
+++ b/Practical-1(Studenthub)/SiteMap.docx
@@ -5,10 +5,10 @@
     <w:p>
       <w:r>
         <w:drawing>
-          <wp:inline distT="0" distB="0" distL="0" distR="0" wp14:anchorId="62A2BF3D" wp14:editId="30842BAE">
-            <wp:extent cx="5731510" cy="4539615"/>
-            <wp:effectExtent l="0" t="0" r="2540" b="0"/>
-            <wp:docPr id="255869987" name="Picture 1"/>
+          <wp:inline distT="0" distB="0" distL="0" distR="0" wp14:anchorId="00870ADC" wp14:editId="4995B594">
+            <wp:extent cx="5731510" cy="5692140"/>
+            <wp:effectExtent l="0" t="0" r="2540" b="3810"/>
+            <wp:docPr id="1691172036" name="Picture 1"/>
             <wp:cNvGraphicFramePr>
               <a:graphicFrameLocks xmlns:a="http://schemas.openxmlformats.org/drawingml/2006/main" noChangeAspect="1"/>
             </wp:cNvGraphicFramePr>
@@ -16,7 +16,7 @@
               <a:graphicData uri="http://schemas.openxmlformats.org/drawingml/2006/picture">
                 <pic:pic xmlns:pic="http://schemas.openxmlformats.org/drawingml/2006/picture">
                   <pic:nvPicPr>
-                    <pic:cNvPr id="255869987" name=""/>
+                    <pic:cNvPr id="1691172036" name=""/>
                     <pic:cNvPicPr/>
                   </pic:nvPicPr>
                   <pic:blipFill>
@@ -28,7 +28,271 @@
                   <pic:spPr>
                     <a:xfrm>
                       <a:off x="0" y="0"/>
-                      <a:ext cx="5731510" cy="4539615"/>
+                      <a:ext cx="5731510" cy="5692140"/>
+                    </a:xfrm>
+                    <a:prstGeom prst="rect">
+                      <a:avLst/>
+                    </a:prstGeom>
+                  </pic:spPr>
+                </pic:pic>
+              </a:graphicData>
+            </a:graphic>
+          </wp:inline>
+        </w:drawing>
+      </w:r>
+    </w:p>
+    <w:p>
+      <w:r>
+        <w:t xml:space="preserve">LOGIN </w:t>
+      </w:r>
+    </w:p>
+    <w:p>
+      <w:r>
+        <w:lastRenderedPageBreak/>
+        <w:drawing>
+          <wp:inline distT="0" distB="0" distL="0" distR="0" wp14:anchorId="194607B0" wp14:editId="2EA1B03F">
+            <wp:extent cx="4029637" cy="4410691"/>
+            <wp:effectExtent l="0" t="0" r="0" b="9525"/>
+            <wp:docPr id="433970186" name="Picture 1"/>
+            <wp:cNvGraphicFramePr>
+              <a:graphicFrameLocks xmlns:a="http://schemas.openxmlformats.org/drawingml/2006/main" noChangeAspect="1"/>
+            </wp:cNvGraphicFramePr>
+            <a:graphic xmlns:a="http://schemas.openxmlformats.org/drawingml/2006/main">
+              <a:graphicData uri="http://schemas.openxmlformats.org/drawingml/2006/picture">
+                <pic:pic xmlns:pic="http://schemas.openxmlformats.org/drawingml/2006/picture">
+                  <pic:nvPicPr>
+                    <pic:cNvPr id="433970186" name=""/>
+                    <pic:cNvPicPr/>
+                  </pic:nvPicPr>
+                  <pic:blipFill>
+                    <a:blip r:embed="rId5"/>
+                    <a:stretch>
+                      <a:fillRect/>
+                    </a:stretch>
+                  </pic:blipFill>
+                  <pic:spPr>
+                    <a:xfrm>
+                      <a:off x="0" y="0"/>
+                      <a:ext cx="4029637" cy="4410691"/>
+                    </a:xfrm>
+                    <a:prstGeom prst="rect">
+                      <a:avLst/>
+                    </a:prstGeom>
+                  </pic:spPr>
+                </pic:pic>
+              </a:graphicData>
+            </a:graphic>
+          </wp:inline>
+        </w:drawing>
+      </w:r>
+    </w:p>
+    <w:p/>
+    <w:p>
+      <w:r>
+        <w:t>DASHBOARD</w:t>
+      </w:r>
+    </w:p>
+    <w:p>
+      <w:r>
+        <w:lastRenderedPageBreak/>
+        <w:drawing>
+          <wp:inline distT="0" distB="0" distL="0" distR="0" wp14:anchorId="6CA3E8F2" wp14:editId="672C7722">
+            <wp:extent cx="4839375" cy="4134427"/>
+            <wp:effectExtent l="0" t="0" r="0" b="0"/>
+            <wp:docPr id="43673740" name="Picture 1"/>
+            <wp:cNvGraphicFramePr>
+              <a:graphicFrameLocks xmlns:a="http://schemas.openxmlformats.org/drawingml/2006/main" noChangeAspect="1"/>
+            </wp:cNvGraphicFramePr>
+            <a:graphic xmlns:a="http://schemas.openxmlformats.org/drawingml/2006/main">
+              <a:graphicData uri="http://schemas.openxmlformats.org/drawingml/2006/picture">
+                <pic:pic xmlns:pic="http://schemas.openxmlformats.org/drawingml/2006/picture">
+                  <pic:nvPicPr>
+                    <pic:cNvPr id="43673740" name=""/>
+                    <pic:cNvPicPr/>
+                  </pic:nvPicPr>
+                  <pic:blipFill>
+                    <a:blip r:embed="rId6"/>
+                    <a:stretch>
+                      <a:fillRect/>
+                    </a:stretch>
+                  </pic:blipFill>
+                  <pic:spPr>
+                    <a:xfrm>
+                      <a:off x="0" y="0"/>
+                      <a:ext cx="4839375" cy="4134427"/>
+                    </a:xfrm>
+                    <a:prstGeom prst="rect">
+                      <a:avLst/>
+                    </a:prstGeom>
+                  </pic:spPr>
+                </pic:pic>
+              </a:graphicData>
+            </a:graphic>
+          </wp:inline>
+        </w:drawing>
+      </w:r>
+    </w:p>
+    <w:p>
+      <w:r>
+        <w:t xml:space="preserve">STUDENT PROFILE </w:t>
+      </w:r>
+    </w:p>
+    <w:p>
+      <w:r>
+        <w:drawing>
+          <wp:inline distT="0" distB="0" distL="0" distR="0" wp14:anchorId="1219D7A2" wp14:editId="0472152E">
+            <wp:extent cx="3972479" cy="3667637"/>
+            <wp:effectExtent l="0" t="0" r="0" b="9525"/>
+            <wp:docPr id="1792814903" name="Picture 1"/>
+            <wp:cNvGraphicFramePr>
+              <a:graphicFrameLocks xmlns:a="http://schemas.openxmlformats.org/drawingml/2006/main" noChangeAspect="1"/>
+            </wp:cNvGraphicFramePr>
+            <a:graphic xmlns:a="http://schemas.openxmlformats.org/drawingml/2006/main">
+              <a:graphicData uri="http://schemas.openxmlformats.org/drawingml/2006/picture">
+                <pic:pic xmlns:pic="http://schemas.openxmlformats.org/drawingml/2006/picture">
+                  <pic:nvPicPr>
+                    <pic:cNvPr id="1792814903" name=""/>
+                    <pic:cNvPicPr/>
+                  </pic:nvPicPr>
+                  <pic:blipFill>
+                    <a:blip r:embed="rId7"/>
+                    <a:stretch>
+                      <a:fillRect/>
+                    </a:stretch>
+                  </pic:blipFill>
+                  <pic:spPr>
+                    <a:xfrm>
+                      <a:off x="0" y="0"/>
+                      <a:ext cx="3972479" cy="3667637"/>
+                    </a:xfrm>
+                    <a:prstGeom prst="rect">
+                      <a:avLst/>
+                    </a:prstGeom>
+                  </pic:spPr>
+                </pic:pic>
+              </a:graphicData>
+            </a:graphic>
+          </wp:inline>
+        </w:drawing>
+      </w:r>
+    </w:p>
+    <w:p>
+      <w:r>
+        <w:t>ASSIGNMENT</w:t>
+      </w:r>
+    </w:p>
+    <w:p>
+      <w:r>
+        <w:lastRenderedPageBreak/>
+        <w:drawing>
+          <wp:inline distT="0" distB="0" distL="0" distR="0" wp14:anchorId="7E5A0A44" wp14:editId="5F48C14C">
+            <wp:extent cx="4410691" cy="2172003"/>
+            <wp:effectExtent l="0" t="0" r="9525" b="0"/>
+            <wp:docPr id="1774456748" name="Picture 1"/>
+            <wp:cNvGraphicFramePr>
+              <a:graphicFrameLocks xmlns:a="http://schemas.openxmlformats.org/drawingml/2006/main" noChangeAspect="1"/>
+            </wp:cNvGraphicFramePr>
+            <a:graphic xmlns:a="http://schemas.openxmlformats.org/drawingml/2006/main">
+              <a:graphicData uri="http://schemas.openxmlformats.org/drawingml/2006/picture">
+                <pic:pic xmlns:pic="http://schemas.openxmlformats.org/drawingml/2006/picture">
+                  <pic:nvPicPr>
+                    <pic:cNvPr id="1774456748" name=""/>
+                    <pic:cNvPicPr/>
+                  </pic:nvPicPr>
+                  <pic:blipFill>
+                    <a:blip r:embed="rId8"/>
+                    <a:stretch>
+                      <a:fillRect/>
+                    </a:stretch>
+                  </pic:blipFill>
+                  <pic:spPr>
+                    <a:xfrm>
+                      <a:off x="0" y="0"/>
+                      <a:ext cx="4410691" cy="2172003"/>
+                    </a:xfrm>
+                    <a:prstGeom prst="rect">
+                      <a:avLst/>
+                    </a:prstGeom>
+                  </pic:spPr>
+                </pic:pic>
+              </a:graphicData>
+            </a:graphic>
+          </wp:inline>
+        </w:drawing>
+      </w:r>
+    </w:p>
+    <w:p>
+      <w:r>
+        <w:t>ATTENDENCE</w:t>
+      </w:r>
+    </w:p>
+    <w:p>
+      <w:r>
+        <w:drawing>
+          <wp:inline distT="0" distB="0" distL="0" distR="0" wp14:anchorId="65A76750" wp14:editId="623345F2">
+            <wp:extent cx="4486901" cy="2648320"/>
+            <wp:effectExtent l="0" t="0" r="0" b="0"/>
+            <wp:docPr id="604937430" name="Picture 1"/>
+            <wp:cNvGraphicFramePr>
+              <a:graphicFrameLocks xmlns:a="http://schemas.openxmlformats.org/drawingml/2006/main" noChangeAspect="1"/>
+            </wp:cNvGraphicFramePr>
+            <a:graphic xmlns:a="http://schemas.openxmlformats.org/drawingml/2006/main">
+              <a:graphicData uri="http://schemas.openxmlformats.org/drawingml/2006/picture">
+                <pic:pic xmlns:pic="http://schemas.openxmlformats.org/drawingml/2006/picture">
+                  <pic:nvPicPr>
+                    <pic:cNvPr id="604937430" name=""/>
+                    <pic:cNvPicPr/>
+                  </pic:nvPicPr>
+                  <pic:blipFill>
+                    <a:blip r:embed="rId9"/>
+                    <a:stretch>
+                      <a:fillRect/>
+                    </a:stretch>
+                  </pic:blipFill>
+                  <pic:spPr>
+                    <a:xfrm>
+                      <a:off x="0" y="0"/>
+                      <a:ext cx="4486901" cy="2648320"/>
+                    </a:xfrm>
+                    <a:prstGeom prst="rect">
+                      <a:avLst/>
+                    </a:prstGeom>
+                  </pic:spPr>
+                </pic:pic>
+              </a:graphicData>
+            </a:graphic>
+          </wp:inline>
+        </w:drawing>
+      </w:r>
+    </w:p>
+    <w:p/>
+    <w:p>
+      <w:r>
+        <w:drawing>
+          <wp:inline distT="0" distB="0" distL="0" distR="0" wp14:anchorId="4BC06187" wp14:editId="2E6A4B24">
+            <wp:extent cx="4991797" cy="1895740"/>
+            <wp:effectExtent l="0" t="0" r="0" b="9525"/>
+            <wp:docPr id="921602736" name="Picture 1"/>
+            <wp:cNvGraphicFramePr>
+              <a:graphicFrameLocks xmlns:a="http://schemas.openxmlformats.org/drawingml/2006/main" noChangeAspect="1"/>
+            </wp:cNvGraphicFramePr>
+            <a:graphic xmlns:a="http://schemas.openxmlformats.org/drawingml/2006/main">
+              <a:graphicData uri="http://schemas.openxmlformats.org/drawingml/2006/picture">
+                <pic:pic xmlns:pic="http://schemas.openxmlformats.org/drawingml/2006/picture">
+                  <pic:nvPicPr>
+                    <pic:cNvPr id="921602736" name=""/>
+                    <pic:cNvPicPr/>
+                  </pic:nvPicPr>
+                  <pic:blipFill>
+                    <a:blip r:embed="rId10"/>
+                    <a:stretch>
+                      <a:fillRect/>
+                    </a:stretch>
+                  </pic:blipFill>
+                  <pic:spPr>
+                    <a:xfrm>
+                      <a:off x="0" y="0"/>
+                      <a:ext cx="4991797" cy="1895740"/>
                     </a:xfrm>
                     <a:prstGeom prst="rect">
                       <a:avLst/>
